--- a/klagomål/A 21297-2022 FSC-klagomål.docx
+++ b/klagomål/A 21297-2022 FSC-klagomål.docx
@@ -740,7 +740,7 @@
     <w:r>
       <w:tab/>
       <w:tab/>
-      <w:t>2026-06-18</w:t>
+      <w:t>2026-06-19</w:t>
       <w:br/>
       <w:br/>
     </w:r>

--- a/klagomål/A 21297-2022 FSC-klagomål.docx
+++ b/klagomål/A 21297-2022 FSC-klagomål.docx
@@ -740,7 +740,7 @@
     <w:r>
       <w:tab/>
       <w:tab/>
-      <w:t>2026-06-19</w:t>
+      <w:t>2026-06-20</w:t>
       <w:br/>
       <w:br/>
     </w:r>

--- a/klagomål/A 21297-2022 FSC-klagomål.docx
+++ b/klagomål/A 21297-2022 FSC-klagomål.docx
@@ -168,38 +168,7 @@
     </w:p>
     <w:p>
       <w:r>
-        <w:t>Detta dokument behandlar höga naturvärden i avverkningsanmälan A 21297-2022 i Sandvikens kommun som inkom 2022-05-24 och omfattar 1,5 ha.</w:t>
-      </w:r>
-    </w:p>
-    <w:p>
-      <w:r>
-        <w:t>Nedan presenteras fynd av naturvårdsarter som gjorts i det avverkningsanmälda området, samt relevanta utdrag ur standarderna för FSC, Chain of Custody, Controlled Wood och PEFC.</w:t>
-      </w:r>
-    </w:p>
-    <w:p>
-      <w:r>
-        <w:t>Vi förväntar oss att ni återkommer med ett skriftligt svar på vårt klagomål och även beskriver vilka korrigerande åtgärder ni satt in för att rätta till identifierade brister i er efterlevnad av den svenska FSC standarden.</w:t>
-      </w:r>
-    </w:p>
-    <w:p>
-      <w:pPr>
-        <w:pStyle w:val="Heading1"/>
-      </w:pPr>
-      <w:r>
-        <w:t>Naturvårdsarter</w:t>
-      </w:r>
-    </w:p>
-    <w:p>
-      <w:r>
-        <w:t>I avverkningsanmälan har följande 2 naturvårdsarter hittats: ullticka (NT, T) och skinnlav (S, T). Av dessa är 1 rödlistade. För rödlistade arter har rödlistekategorin angivits inom parentes. Arter som är signalarter enligt Skogsstyrelsen har markerats med (S). Typiska arter inom Natura 2000 som är kopplade till skogsekosystem har markerats med (T).</w:t>
-      </w:r>
-    </w:p>
-    <w:p>
-      <w:r>
-        <w:t>De påträffade naturvårdsarterna är ett tydligt kvitto på att det rör sig om en skog med höga naturvärden.</w:t>
-      </w:r>
-      <w:r>
-        <w:t xml:space="preserve"> I Figur 1 visas fyndplatser för naturvårdsarter i området, som finns registrerade på Artportalen.</w:t>
+        <w:t>Detta klagomål behandlar höga naturvärden i avverkningsanmälan A 21297-2022 i Sandvikens kommun som inkom 2022-05-24 och omfattar 1,5 ha.</w:t>
       </w:r>
     </w:p>
     <w:p>
@@ -209,7 +178,7 @@
       <w:r>
         <w:drawing>
           <wp:inline xmlns:a="http://schemas.openxmlformats.org/drawingml/2006/main" xmlns:pic="http://schemas.openxmlformats.org/drawingml/2006/picture">
-            <wp:extent cx="5459129" cy="5688000"/>
+            <wp:extent cx="5486400" cy="5716414"/>
             <wp:docPr id="1" name="Picture 1"/>
             <wp:cNvGraphicFramePr>
               <a:graphicFrameLocks noChangeAspect="1"/>
@@ -230,7 +199,7 @@
                   <pic:spPr>
                     <a:xfrm>
                       <a:off x="0" y="0"/>
-                      <a:ext cx="5459129" cy="5688000"/>
+                      <a:ext cx="5486400" cy="5716414"/>
                     </a:xfrm>
                     <a:prstGeom prst="rect"/>
                   </pic:spPr>
@@ -247,36 +216,35 @@
         <w:spacing w:after="240"/>
       </w:pPr>
       <w:r>
-        <w:t>Figur 1. Fyndplatser för naturvårdsarter i avverkningsanmälan (röd linje). Markörer utan svart kant är placerade på fyndplatsen. Markörer med svart kant är placerade vid sidan av fyndplatsen och har ett svart streck som visar fyndplatsens exakta position. Kartans mittpunktskoordinat är N 6736623, E 577637 i SWEREF 99 TM.</w:t>
+        <w:t>Figur 1. Fyndplatser för naturvårdsarter i avverkningsanmälan. Markörer utan svart kant är placerade på fyndplatsen. Markörer med svart kant är placerade vid sidan av fyndplatsen har ett svart streck som visar fyndplatsens exakta position. Kartans mittpunktskoordinat är N 6736623, E 577637 i SWEREF 99 TM.</w:t>
       </w:r>
     </w:p>
     <w:p>
       <w:r>
-        <w:rPr>
-          <w:b/>
-        </w:rPr>
-        <w:t xml:space="preserve">Skinnlav </w:t>
+        <w:t>I avverkningsanmälan finns fynd av 2 naturvårdsarter, varav 1 är rödlistad, 2 är typiska (T) och 1 är signalart (S): ullticka (NT, T) och skinnlav (S, T). Se Figur 1.</w:t>
       </w:r>
+    </w:p>
+    <w:p>
       <w:r>
-        <w:t xml:space="preserve">förekommer på diverse lövträd, främst på gammal asp och sälg. Den påträffas främst i områden med lång kontinuitet av grova lövträd och signalerar skogsmark med höga naturvärden. På lokalerna förekommer som regel ett flertal andra ovanliga eller rödlistade lavar. I likhet med gelélavarna, etablerar sig skinnlaven i skogsmark på grova aspar i sena lövsuccessioner. Skinnlav är typisk art för </w:t>
+        <w:t>Nedan presenteras relevanta utdrag ur standarderna för FSC, Chain of Custody, Controlled Wood och PEFC.</w:t>
       </w:r>
+    </w:p>
+    <w:p>
       <w:r>
-        <w:rPr>
-          <w:i/>
-        </w:rPr>
-        <w:t xml:space="preserve">9010 Taiga, 9020 Nordlig ädellövskog </w:t>
+        <w:t>Vi förväntar oss att ni återkommer med ett skriftligt svar på vårt klagomål och även beskriver vilka korrigerande åtgärder ni satt in för att rätta till identifierade brister i er efterlevnad av den svenska FSC standarden.</w:t>
       </w:r>
+    </w:p>
+    <w:p>
+      <w:pPr>
+        <w:pStyle w:val="Heading1"/>
+      </w:pPr>
       <w:r>
-        <w:t xml:space="preserve">och </w:t>
+        <w:t>Naturvårdsarter och fridlysta arter</w:t>
       </w:r>
+    </w:p>
+    <w:p>
       <w:r>
-        <w:rPr>
-          <w:i/>
-        </w:rPr>
-        <w:t xml:space="preserve">9070 Trädklädd betesmark </w:t>
-      </w:r>
-      <w:r>
-        <w:t>(Nitare &amp; Skogsstyrelsen, 2019; SLU Artdatabanken, 2025).</w:t>
+        <w:t>Nedan följer beskrivningar av de naturvårdsarter och fridlysta arter som har sina livsmiljöer och växtplatser i den avverkningsanmälda skogen. De påträffade naturvårdsarterna är ett tydligt kvitto på att det rör sig om en skog med höga naturvärden.</w:t>
       </w:r>
     </w:p>
     <w:p>
@@ -333,6 +301,35 @@
       </w:r>
       <w:r>
         <w:t xml:space="preserve"> (SLU Artdatabanken, 2026; Nitare &amp; Skogsstyrelsen, 2019; Miettinen &amp; Niemelä, 2018).</w:t>
+      </w:r>
+    </w:p>
+    <w:p>
+      <w:r>
+        <w:rPr>
+          <w:b/>
+        </w:rPr>
+        <w:t xml:space="preserve">Skinnlav </w:t>
+      </w:r>
+      <w:r>
+        <w:t xml:space="preserve">förekommer på diverse lövträd, främst på gammal asp och sälg. Den påträffas främst i områden med lång kontinuitet av grova lövträd och signalerar skogsmark med höga naturvärden. På lokalerna förekommer som regel ett flertal andra ovanliga eller rödlistade lavar. I likhet med gelélavarna, etablerar sig skinnlaven i skogsmark på grova aspar i sena lövsuccessioner. Skinnlav är typisk art för </w:t>
+      </w:r>
+      <w:r>
+        <w:rPr>
+          <w:i/>
+        </w:rPr>
+        <w:t xml:space="preserve">9010 Taiga, 9020 Nordlig ädellövskog </w:t>
+      </w:r>
+      <w:r>
+        <w:t xml:space="preserve">och </w:t>
+      </w:r>
+      <w:r>
+        <w:rPr>
+          <w:i/>
+        </w:rPr>
+        <w:t xml:space="preserve">9070 Trädklädd betesmark </w:t>
+      </w:r>
+      <w:r>
+        <w:t>(Nitare &amp; Skogsstyrelsen, 2019; SLU Artdatabanken, 2025).</w:t>
       </w:r>
     </w:p>
     <w:p>
@@ -740,7 +737,7 @@
     <w:r>
       <w:tab/>
       <w:tab/>
-      <w:t>2026-06-20</w:t>
+      <w:t>2026-06-21</w:t>
       <w:br/>
       <w:br/>
     </w:r>

--- a/klagomål/A 21297-2022 FSC-klagomål.docx
+++ b/klagomål/A 21297-2022 FSC-klagomål.docx
@@ -737,7 +737,7 @@
     <w:r>
       <w:tab/>
       <w:tab/>
-      <w:t>2026-06-21</w:t>
+      <w:t>2026-06-22</w:t>
       <w:br/>
       <w:br/>
     </w:r>

--- a/klagomål/A 21297-2022 FSC-klagomål.docx
+++ b/klagomål/A 21297-2022 FSC-klagomål.docx
@@ -737,7 +737,7 @@
     <w:r>
       <w:tab/>
       <w:tab/>
-      <w:t>2026-06-22</w:t>
+      <w:t>2026-06-23</w:t>
       <w:br/>
       <w:br/>
     </w:r>

--- a/klagomål/A 21297-2022 FSC-klagomål.docx
+++ b/klagomål/A 21297-2022 FSC-klagomål.docx
@@ -737,7 +737,7 @@
     <w:r>
       <w:tab/>
       <w:tab/>
-      <w:t>2026-06-23</w:t>
+      <w:t>2026-06-24</w:t>
       <w:br/>
       <w:br/>
     </w:r>

--- a/klagomål/A 21297-2022 FSC-klagomål.docx
+++ b/klagomål/A 21297-2022 FSC-klagomål.docx
@@ -737,7 +737,7 @@
     <w:r>
       <w:tab/>
       <w:tab/>
-      <w:t>2026-06-24</w:t>
+      <w:t>2026-06-25</w:t>
       <w:br/>
       <w:br/>
     </w:r>

--- a/klagomål/A 21297-2022 FSC-klagomål.docx
+++ b/klagomål/A 21297-2022 FSC-klagomål.docx
@@ -737,7 +737,7 @@
     <w:r>
       <w:tab/>
       <w:tab/>
-      <w:t>2026-06-25</w:t>
+      <w:t>2026-06-26</w:t>
       <w:br/>
       <w:br/>
     </w:r>

--- a/klagomål/A 21297-2022 FSC-klagomål.docx
+++ b/klagomål/A 21297-2022 FSC-klagomål.docx
@@ -737,7 +737,7 @@
     <w:r>
       <w:tab/>
       <w:tab/>
-      <w:t>2026-06-26</w:t>
+      <w:t>2026-06-27</w:t>
       <w:br/>
       <w:br/>
     </w:r>

--- a/klagomål/A 21297-2022 FSC-klagomål.docx
+++ b/klagomål/A 21297-2022 FSC-klagomål.docx
@@ -737,7 +737,7 @@
     <w:r>
       <w:tab/>
       <w:tab/>
-      <w:t>2026-06-27</w:t>
+      <w:t>2026-06-28</w:t>
       <w:br/>
       <w:br/>
     </w:r>

--- a/klagomål/A 21297-2022 FSC-klagomål.docx
+++ b/klagomål/A 21297-2022 FSC-klagomål.docx
@@ -737,7 +737,7 @@
     <w:r>
       <w:tab/>
       <w:tab/>
-      <w:t>2026-06-28</w:t>
+      <w:t>2026-06-29</w:t>
       <w:br/>
       <w:br/>
     </w:r>

--- a/klagomål/A 21297-2022 FSC-klagomål.docx
+++ b/klagomål/A 21297-2022 FSC-klagomål.docx
@@ -737,7 +737,7 @@
     <w:r>
       <w:tab/>
       <w:tab/>
-      <w:t>2026-06-29</w:t>
+      <w:t>2026-06-30</w:t>
       <w:br/>
       <w:br/>
     </w:r>

--- a/klagomål/A 21297-2022 FSC-klagomål.docx
+++ b/klagomål/A 21297-2022 FSC-klagomål.docx
@@ -737,7 +737,7 @@
     <w:r>
       <w:tab/>
       <w:tab/>
-      <w:t>2026-06-30</w:t>
+      <w:t>2026-07-01</w:t>
       <w:br/>
       <w:br/>
     </w:r>

--- a/klagomål/A 21297-2022 FSC-klagomål.docx
+++ b/klagomål/A 21297-2022 FSC-klagomål.docx
@@ -737,7 +737,7 @@
     <w:r>
       <w:tab/>
       <w:tab/>
-      <w:t>2026-07-01</w:t>
+      <w:t>2026-07-02</w:t>
       <w:br/>
       <w:br/>
     </w:r>

--- a/klagomål/A 21297-2022 FSC-klagomål.docx
+++ b/klagomål/A 21297-2022 FSC-klagomål.docx
@@ -737,7 +737,7 @@
     <w:r>
       <w:tab/>
       <w:tab/>
-      <w:t>2026-07-13</w:t>
+      <w:t>2026-07-14</w:t>
       <w:br/>
       <w:br/>
     </w:r>

--- a/klagomål/A 21297-2022 FSC-klagomål.docx
+++ b/klagomål/A 21297-2022 FSC-klagomål.docx
@@ -737,7 +737,7 @@
     <w:r>
       <w:tab/>
       <w:tab/>
-      <w:t>2026-07-14</w:t>
+      <w:t>2026-07-15</w:t>
       <w:br/>
       <w:br/>
     </w:r>

--- a/klagomål/A 21297-2022 FSC-klagomål.docx
+++ b/klagomål/A 21297-2022 FSC-klagomål.docx
@@ -737,7 +737,7 @@
     <w:r>
       <w:tab/>
       <w:tab/>
-      <w:t>2026-07-15</w:t>
+      <w:t>2026-07-16</w:t>
       <w:br/>
       <w:br/>
     </w:r>

--- a/klagomål/A 21297-2022 FSC-klagomål.docx
+++ b/klagomål/A 21297-2022 FSC-klagomål.docx
@@ -737,7 +737,7 @@
     <w:r>
       <w:tab/>
       <w:tab/>
-      <w:t>2026-07-16</w:t>
+      <w:t>2026-07-17</w:t>
       <w:br/>
       <w:br/>
     </w:r>

--- a/klagomål/A 21297-2022 FSC-klagomål.docx
+++ b/klagomål/A 21297-2022 FSC-klagomål.docx
@@ -737,7 +737,7 @@
     <w:r>
       <w:tab/>
       <w:tab/>
-      <w:t>2026-07-17</w:t>
+      <w:t>2026-07-18</w:t>
       <w:br/>
       <w:br/>
     </w:r>

--- a/klagomål/A 21297-2022 FSC-klagomål.docx
+++ b/klagomål/A 21297-2022 FSC-klagomål.docx
@@ -737,7 +737,7 @@
     <w:r>
       <w:tab/>
       <w:tab/>
-      <w:t>2026-07-18</w:t>
+      <w:t>2026-07-19</w:t>
       <w:br/>
       <w:br/>
     </w:r>

--- a/klagomål/A 21297-2022 FSC-klagomål.docx
+++ b/klagomål/A 21297-2022 FSC-klagomål.docx
@@ -737,7 +737,7 @@
     <w:r>
       <w:tab/>
       <w:tab/>
-      <w:t>2026-07-19</w:t>
+      <w:t>2026-07-20</w:t>
       <w:br/>
       <w:br/>
     </w:r>

--- a/klagomål/A 21297-2022 FSC-klagomål.docx
+++ b/klagomål/A 21297-2022 FSC-klagomål.docx
@@ -737,7 +737,7 @@
     <w:r>
       <w:tab/>
       <w:tab/>
-      <w:t>2026-07-20</w:t>
+      <w:t>2026-07-21</w:t>
       <w:br/>
       <w:br/>
     </w:r>

--- a/klagomål/A 21297-2022 FSC-klagomål.docx
+++ b/klagomål/A 21297-2022 FSC-klagomål.docx
@@ -737,7 +737,7 @@
     <w:r>
       <w:tab/>
       <w:tab/>
-      <w:t>2026-07-21</w:t>
+      <w:t>2026-07-22</w:t>
       <w:br/>
       <w:br/>
     </w:r>

--- a/klagomål/A 21297-2022 FSC-klagomål.docx
+++ b/klagomål/A 21297-2022 FSC-klagomål.docx
@@ -737,7 +737,7 @@
     <w:r>
       <w:tab/>
       <w:tab/>
-      <w:t>2026-07-22</w:t>
+      <w:t>2026-07-23</w:t>
       <w:br/>
       <w:br/>
     </w:r>

--- a/klagomål/A 21297-2022 FSC-klagomål.docx
+++ b/klagomål/A 21297-2022 FSC-klagomål.docx
@@ -737,7 +737,7 @@
     <w:r>
       <w:tab/>
       <w:tab/>
-      <w:t>2026-07-23</w:t>
+      <w:t>2026-07-24</w:t>
       <w:br/>
       <w:br/>
     </w:r>

--- a/klagomål/A 21297-2022 FSC-klagomål.docx
+++ b/klagomål/A 21297-2022 FSC-klagomål.docx
@@ -737,7 +737,7 @@
     <w:r>
       <w:tab/>
       <w:tab/>
-      <w:t>2026-07-24</w:t>
+      <w:t>2026-07-25</w:t>
       <w:br/>
       <w:br/>
     </w:r>

--- a/klagomål/A 21297-2022 FSC-klagomål.docx
+++ b/klagomål/A 21297-2022 FSC-klagomål.docx
@@ -737,7 +737,7 @@
     <w:r>
       <w:tab/>
       <w:tab/>
-      <w:t>2026-07-25</w:t>
+      <w:t>2026-07-26</w:t>
       <w:br/>
       <w:br/>
     </w:r>

--- a/klagomål/A 21297-2022 FSC-klagomål.docx
+++ b/klagomål/A 21297-2022 FSC-klagomål.docx
@@ -737,7 +737,7 @@
     <w:r>
       <w:tab/>
       <w:tab/>
-      <w:t>2026-07-26</w:t>
+      <w:t>2026-07-27</w:t>
       <w:br/>
       <w:br/>
     </w:r>

--- a/klagomål/A 21297-2022 FSC-klagomål.docx
+++ b/klagomål/A 21297-2022 FSC-klagomål.docx
@@ -737,7 +737,7 @@
     <w:r>
       <w:tab/>
       <w:tab/>
-      <w:t>2026-07-27</w:t>
+      <w:t>2026-07-28</w:t>
       <w:br/>
       <w:br/>
     </w:r>

--- a/klagomål/A 21297-2022 FSC-klagomål.docx
+++ b/klagomål/A 21297-2022 FSC-klagomål.docx
@@ -737,7 +737,7 @@
     <w:r>
       <w:tab/>
       <w:tab/>
-      <w:t>2026-07-28</w:t>
+      <w:t>2026-07-29</w:t>
       <w:br/>
       <w:br/>
     </w:r>

--- a/klagomål/A 21297-2022 FSC-klagomål.docx
+++ b/klagomål/A 21297-2022 FSC-klagomål.docx
@@ -737,7 +737,7 @@
     <w:r>
       <w:tab/>
       <w:tab/>
-      <w:t>2026-07-29</w:t>
+      <w:t>2026-07-30</w:t>
       <w:br/>
       <w:br/>
     </w:r>

--- a/klagomål/A 21297-2022 FSC-klagomål.docx
+++ b/klagomål/A 21297-2022 FSC-klagomål.docx
@@ -737,7 +737,7 @@
     <w:r>
       <w:tab/>
       <w:tab/>
-      <w:t>2026-07-30</w:t>
+      <w:t>2026-07-31</w:t>
       <w:br/>
       <w:br/>
     </w:r>

--- a/klagomål/A 21297-2022 FSC-klagomål.docx
+++ b/klagomål/A 21297-2022 FSC-klagomål.docx
@@ -737,7 +737,7 @@
     <w:r>
       <w:tab/>
       <w:tab/>
-      <w:t>2026-07-31</w:t>
+      <w:t>2026-08-01</w:t>
       <w:br/>
       <w:br/>
     </w:r>

--- a/klagomål/A 21297-2022 FSC-klagomål.docx
+++ b/klagomål/A 21297-2022 FSC-klagomål.docx
@@ -737,7 +737,7 @@
     <w:r>
       <w:tab/>
       <w:tab/>
-      <w:t>2026-08-01</w:t>
+      <w:t>2026-08-02</w:t>
       <w:br/>
       <w:br/>
     </w:r>

--- a/klagomål/A 21297-2022 FSC-klagomål.docx
+++ b/klagomål/A 21297-2022 FSC-klagomål.docx
@@ -737,7 +737,7 @@
     <w:r>
       <w:tab/>
       <w:tab/>
-      <w:t>2026-08-02</w:t>
+      <w:t>2026-08-03</w:t>
       <w:br/>
       <w:br/>
     </w:r>

--- a/klagomål/A 21297-2022 FSC-klagomål.docx
+++ b/klagomål/A 21297-2022 FSC-klagomål.docx
@@ -737,7 +737,7 @@
     <w:r>
       <w:tab/>
       <w:tab/>
-      <w:t>2026-08-03</w:t>
+      <w:t>2026-08-05</w:t>
       <w:br/>
       <w:br/>
     </w:r>

--- a/klagomål/A 21297-2022 FSC-klagomål.docx
+++ b/klagomål/A 21297-2022 FSC-klagomål.docx
@@ -737,7 +737,7 @@
     <w:r>
       <w:tab/>
       <w:tab/>
-      <w:t>2026-08-05</w:t>
+      <w:t>2026-08-07</w:t>
       <w:br/>
       <w:br/>
     </w:r>

--- a/klagomål/A 21297-2022 FSC-klagomål.docx
+++ b/klagomål/A 21297-2022 FSC-klagomål.docx
@@ -737,7 +737,7 @@
     <w:r>
       <w:tab/>
       <w:tab/>
-      <w:t>2026-08-07</w:t>
+      <w:t>2026-08-08</w:t>
       <w:br/>
       <w:br/>
     </w:r>

--- a/klagomål/A 21297-2022 FSC-klagomål.docx
+++ b/klagomål/A 21297-2022 FSC-klagomål.docx
@@ -216,7 +216,7 @@
         <w:spacing w:after="240"/>
       </w:pPr>
       <w:r>
-        <w:t>Figur 1. Fyndplatser för naturvårdsarter i avverkningsanmälan. Markörer utan svart kant är placerade på fyndplatsen. Markörer med svart kant är placerade vid sidan av fyndplatsen har ett svart streck som visar fyndplatsens exakta position. Kartans mittpunktskoordinat är N 6736623, E 577637 i SWEREF 99 TM.</w:t>
+        <w:t>Figur 1. Fyndplatser för naturvårdsarter i avverkningsanmälan. Markörer utan svart kant är placerade på fyndplatsen. Markörer med svart kant är placerade vid sidan av fyndplatsen och har ett svart streck som visar fyndplatsens exakta position. Kartans mittpunktskoordinat är N 6736623, E 577637 i SWEREF 99 TM.</w:t>
       </w:r>
     </w:p>
     <w:p>
@@ -737,7 +737,7 @@
     <w:r>
       <w:tab/>
       <w:tab/>
-      <w:t>2026-08-14</w:t>
+      <w:t>2026-08-15</w:t>
       <w:br/>
       <w:br/>
     </w:r>

--- a/klagomål/A 21297-2022 FSC-klagomål.docx
+++ b/klagomål/A 21297-2022 FSC-klagomål.docx
@@ -737,7 +737,7 @@
     <w:r>
       <w:tab/>
       <w:tab/>
-      <w:t>2026-08-15</w:t>
+      <w:t>2026-08-16</w:t>
       <w:br/>
       <w:br/>
     </w:r>

--- a/klagomål/A 21297-2022 FSC-klagomål.docx
+++ b/klagomål/A 21297-2022 FSC-klagomål.docx
@@ -737,7 +737,7 @@
     <w:r>
       <w:tab/>
       <w:tab/>
-      <w:t>2026-08-16</w:t>
+      <w:t>2026-08-17</w:t>
       <w:br/>
       <w:br/>
     </w:r>

--- a/klagomål/A 21297-2022 FSC-klagomål.docx
+++ b/klagomål/A 21297-2022 FSC-klagomål.docx
@@ -737,7 +737,7 @@
     <w:r>
       <w:tab/>
       <w:tab/>
-      <w:t>2026-08-17</w:t>
+      <w:t>2026-08-18</w:t>
       <w:br/>
       <w:br/>
     </w:r>

--- a/klagomål/A 21297-2022 FSC-klagomål.docx
+++ b/klagomål/A 21297-2022 FSC-klagomål.docx
@@ -737,7 +737,7 @@
     <w:r>
       <w:tab/>
       <w:tab/>
-      <w:t>2026-08-18</w:t>
+      <w:t>2026-08-19</w:t>
       <w:br/>
       <w:br/>
     </w:r>

--- a/klagomål/A 21297-2022 FSC-klagomål.docx
+++ b/klagomål/A 21297-2022 FSC-klagomål.docx
@@ -737,7 +737,7 @@
     <w:r>
       <w:tab/>
       <w:tab/>
-      <w:t>2026-08-19</w:t>
+      <w:t>2026-08-20</w:t>
       <w:br/>
       <w:br/>
     </w:r>

--- a/klagomål/A 21297-2022 FSC-klagomål.docx
+++ b/klagomål/A 21297-2022 FSC-klagomål.docx
@@ -737,7 +737,7 @@
     <w:r>
       <w:tab/>
       <w:tab/>
-      <w:t>2026-08-20</w:t>
+      <w:t>2026-08-21</w:t>
       <w:br/>
       <w:br/>
     </w:r>

--- a/klagomål/A 21297-2022 FSC-klagomål.docx
+++ b/klagomål/A 21297-2022 FSC-klagomål.docx
@@ -737,7 +737,7 @@
     <w:r>
       <w:tab/>
       <w:tab/>
-      <w:t>2026-08-21</w:t>
+      <w:t>2026-08-22</w:t>
       <w:br/>
       <w:br/>
     </w:r>

--- a/klagomål/A 21297-2022 FSC-klagomål.docx
+++ b/klagomål/A 21297-2022 FSC-klagomål.docx
@@ -737,7 +737,7 @@
     <w:r>
       <w:tab/>
       <w:tab/>
-      <w:t>2026-08-22</w:t>
+      <w:t>2026-08-23</w:t>
       <w:br/>
       <w:br/>
     </w:r>

--- a/klagomål/A 21297-2022 FSC-klagomål.docx
+++ b/klagomål/A 21297-2022 FSC-klagomål.docx
@@ -737,7 +737,7 @@
     <w:r>
       <w:tab/>
       <w:tab/>
-      <w:t>2026-08-23</w:t>
+      <w:t>2026-08-24</w:t>
       <w:br/>
       <w:br/>
     </w:r>

--- a/klagomål/A 21297-2022 FSC-klagomål.docx
+++ b/klagomål/A 21297-2022 FSC-klagomål.docx
@@ -737,7 +737,7 @@
     <w:r>
       <w:tab/>
       <w:tab/>
-      <w:t>2026-08-24</w:t>
+      <w:t>2026-08-25</w:t>
       <w:br/>
       <w:br/>
     </w:r>

--- a/klagomål/A 21297-2022 FSC-klagomål.docx
+++ b/klagomål/A 21297-2022 FSC-klagomål.docx
@@ -737,7 +737,7 @@
     <w:r>
       <w:tab/>
       <w:tab/>
-      <w:t>2026-08-25</w:t>
+      <w:t>2026-08-26</w:t>
       <w:br/>
       <w:br/>
     </w:r>

--- a/klagomål/A 21297-2022 FSC-klagomål.docx
+++ b/klagomål/A 21297-2022 FSC-klagomål.docx
@@ -737,7 +737,7 @@
     <w:r>
       <w:tab/>
       <w:tab/>
-      <w:t>2026-08-26</w:t>
+      <w:t>2026-08-27</w:t>
       <w:br/>
       <w:br/>
     </w:r>

--- a/klagomål/A 21297-2022 FSC-klagomål.docx
+++ b/klagomål/A 21297-2022 FSC-klagomål.docx
@@ -737,7 +737,7 @@
     <w:r>
       <w:tab/>
       <w:tab/>
-      <w:t>2026-08-27</w:t>
+      <w:t>2026-08-28</w:t>
       <w:br/>
       <w:br/>
     </w:r>

--- a/klagomål/A 21297-2022 FSC-klagomål.docx
+++ b/klagomål/A 21297-2022 FSC-klagomål.docx
@@ -737,7 +737,7 @@
     <w:r>
       <w:tab/>
       <w:tab/>
-      <w:t>2026-08-28</w:t>
+      <w:t>2026-08-29</w:t>
       <w:br/>
       <w:br/>
     </w:r>

--- a/klagomål/A 21297-2022 FSC-klagomål.docx
+++ b/klagomål/A 21297-2022 FSC-klagomål.docx
@@ -737,7 +737,7 @@
     <w:r>
       <w:tab/>
       <w:tab/>
-      <w:t>2026-08-29</w:t>
+      <w:t>2026-08-31</w:t>
       <w:br/>
       <w:br/>
     </w:r>

--- a/klagomål/A 21297-2022 FSC-klagomål.docx
+++ b/klagomål/A 21297-2022 FSC-klagomål.docx
@@ -737,7 +737,7 @@
     <w:r>
       <w:tab/>
       <w:tab/>
-      <w:t>2026-08-31</w:t>
+      <w:t>2026-09-01</w:t>
       <w:br/>
       <w:br/>
     </w:r>

--- a/klagomål/A 21297-2022 FSC-klagomål.docx
+++ b/klagomål/A 21297-2022 FSC-klagomål.docx
@@ -737,7 +737,7 @@
     <w:r>
       <w:tab/>
       <w:tab/>
-      <w:t>2026-09-01</w:t>
+      <w:t>2026-09-02</w:t>
       <w:br/>
       <w:br/>
     </w:r>

--- a/klagomål/A 21297-2022 FSC-klagomål.docx
+++ b/klagomål/A 21297-2022 FSC-klagomål.docx
@@ -737,7 +737,7 @@
     <w:r>
       <w:tab/>
       <w:tab/>
-      <w:t>2026-09-02</w:t>
+      <w:t>2026-09-03</w:t>
       <w:br/>
       <w:br/>
     </w:r>

--- a/klagomål/A 21297-2022 FSC-klagomål.docx
+++ b/klagomål/A 21297-2022 FSC-klagomål.docx
@@ -737,7 +737,7 @@
     <w:r>
       <w:tab/>
       <w:tab/>
-      <w:t>2026-09-03</w:t>
+      <w:t>2026-09-04</w:t>
       <w:br/>
       <w:br/>
     </w:r>

--- a/klagomål/A 21297-2022 FSC-klagomål.docx
+++ b/klagomål/A 21297-2022 FSC-klagomål.docx
@@ -737,7 +737,7 @@
     <w:r>
       <w:tab/>
       <w:tab/>
-      <w:t>2026-09-04</w:t>
+      <w:t>2026-09-05</w:t>
       <w:br/>
       <w:br/>
     </w:r>

--- a/klagomål/A 21297-2022 FSC-klagomål.docx
+++ b/klagomål/A 21297-2022 FSC-klagomål.docx
@@ -737,7 +737,7 @@
     <w:r>
       <w:tab/>
       <w:tab/>
-      <w:t>2026-09-05</w:t>
+      <w:t>2026-09-06</w:t>
       <w:br/>
       <w:br/>
     </w:r>

--- a/klagomål/A 21297-2022 FSC-klagomål.docx
+++ b/klagomål/A 21297-2022 FSC-klagomål.docx
@@ -737,7 +737,7 @@
     <w:r>
       <w:tab/>
       <w:tab/>
-      <w:t>2026-09-06</w:t>
+      <w:t>2026-09-07</w:t>
       <w:br/>
       <w:br/>
     </w:r>

--- a/klagomål/A 21297-2022 FSC-klagomål.docx
+++ b/klagomål/A 21297-2022 FSC-klagomål.docx
@@ -737,7 +737,7 @@
     <w:r>
       <w:tab/>
       <w:tab/>
-      <w:t>2026-09-07</w:t>
+      <w:t>2026-09-08</w:t>
       <w:br/>
       <w:br/>
     </w:r>

--- a/klagomål/A 21297-2022 FSC-klagomål.docx
+++ b/klagomål/A 21297-2022 FSC-klagomål.docx
@@ -737,7 +737,7 @@
     <w:r>
       <w:tab/>
       <w:tab/>
-      <w:t>2026-09-08</w:t>
+      <w:t>2026-09-09</w:t>
       <w:br/>
       <w:br/>
     </w:r>

--- a/klagomål/A 21297-2022 FSC-klagomål.docx
+++ b/klagomål/A 21297-2022 FSC-klagomål.docx
@@ -737,7 +737,7 @@
     <w:r>
       <w:tab/>
       <w:tab/>
-      <w:t>2026-09-09</w:t>
+      <w:t>2026-09-10</w:t>
       <w:br/>
       <w:br/>
     </w:r>

--- a/klagomål/A 21297-2022 FSC-klagomål.docx
+++ b/klagomål/A 21297-2022 FSC-klagomål.docx
@@ -737,7 +737,7 @@
     <w:r>
       <w:tab/>
       <w:tab/>
-      <w:t>2026-09-10</w:t>
+      <w:t>2026-09-11</w:t>
       <w:br/>
       <w:br/>
     </w:r>

--- a/klagomål/A 21297-2022 FSC-klagomål.docx
+++ b/klagomål/A 21297-2022 FSC-klagomål.docx
@@ -737,7 +737,7 @@
     <w:r>
       <w:tab/>
       <w:tab/>
-      <w:t>2026-09-11</w:t>
+      <w:t>2026-09-12</w:t>
       <w:br/>
       <w:br/>
     </w:r>
